--- a/assets/Christophe_PAOLINO_CV.docx
+++ b/assets/Christophe_PAOLINO_CV.docx
@@ -24,12 +24,6 @@
         <w:gridCol w:w="7906"/>
       </w:tblGrid>
       <w:tr>
-        <w:tblPrEx>
-          <w:tblCellMar>
-            <w:top w:w="0" w:type="dxa"/>
-            <w:bottom w:w="0" w:type="dxa"/>
-          </w:tblCellMar>
-        </w:tblPrEx>
         <w:tc>
           <w:tcPr>
             <w:tcW w:w="3400" w:type="dxa"/>
@@ -119,7 +113,7 @@
                 <w:sz w:val="16"/>
                 <w:szCs w:val="16"/>
               </w:rPr>
-              <w:t>✉</w:t>
+              <w:t>✉  chris</w:t>
             </w:r>
             <w:r>
               <w:rPr>
@@ -127,74 +121,58 @@
                 <w:sz w:val="16"/>
                 <w:szCs w:val="16"/>
               </w:rPr>
-              <w:t xml:space="preserve">  chris</w:t>
-            </w:r>
+              <w:t>tophe@cpaolino.fr</w:t>
+            </w:r>
+            <w:proofErr w:type="gramEnd"/>
+          </w:p>
+          <w:p>
+            <w:pPr>
+              <w:spacing w:before="16" w:after="16"/>
+            </w:pPr>
+            <w:proofErr w:type="gramStart"/>
             <w:r>
               <w:rPr>
                 <w:color w:val="D5E8F0"/>
                 <w:sz w:val="16"/>
                 <w:szCs w:val="16"/>
               </w:rPr>
-              <w:t>tophe@cpaolino.fr</w:t>
+              <w:t>☎  06</w:t>
             </w:r>
             <w:proofErr w:type="gramEnd"/>
-          </w:p>
-          <w:p>
-            <w:pPr>
-              <w:spacing w:before="16" w:after="16"/>
-            </w:pPr>
-            <w:proofErr w:type="gramStart"/>
             <w:r>
               <w:rPr>
                 <w:color w:val="D5E8F0"/>
                 <w:sz w:val="16"/>
                 <w:szCs w:val="16"/>
               </w:rPr>
-              <w:t>☎  06</w:t>
-            </w:r>
-            <w:proofErr w:type="gramEnd"/>
+              <w:t xml:space="preserve"> </w:t>
+            </w:r>
             <w:r>
               <w:rPr>
                 <w:color w:val="D5E8F0"/>
                 <w:sz w:val="16"/>
                 <w:szCs w:val="16"/>
               </w:rPr>
-              <w:t xml:space="preserve"> </w:t>
-            </w:r>
-            <w:r>
+              <w:t>20 61 85 00</w:t>
+            </w:r>
+          </w:p>
+          <w:p>
+            <w:pPr>
+              <w:spacing w:before="16" w:after="16"/>
               <w:rPr>
                 <w:color w:val="D5E8F0"/>
                 <w:sz w:val="16"/>
                 <w:szCs w:val="16"/>
               </w:rPr>
-              <w:t>20 61 85 00</w:t>
-            </w:r>
-          </w:p>
-          <w:p>
-            <w:pPr>
-              <w:spacing w:before="16" w:after="16"/>
+            </w:pPr>
+            <w:proofErr w:type="gramStart"/>
+            <w:r>
               <w:rPr>
                 <w:color w:val="D5E8F0"/>
                 <w:sz w:val="16"/>
                 <w:szCs w:val="16"/>
               </w:rPr>
-            </w:pPr>
-            <w:proofErr w:type="gramStart"/>
-            <w:r>
-              <w:rPr>
-                <w:color w:val="D5E8F0"/>
-                <w:sz w:val="16"/>
-                <w:szCs w:val="16"/>
-              </w:rPr>
-              <w:t>📍</w:t>
-            </w:r>
-            <w:r>
-              <w:rPr>
-                <w:color w:val="D5E8F0"/>
-                <w:sz w:val="16"/>
-                <w:szCs w:val="16"/>
-              </w:rPr>
-              <w:t xml:space="preserve">  Landes</w:t>
+              <w:t>📍  Landes</w:t>
             </w:r>
             <w:proofErr w:type="gramEnd"/>
             <w:r>
@@ -250,15 +228,7 @@
                 <w:sz w:val="17"/>
                 <w:szCs w:val="17"/>
               </w:rPr>
-              <w:t>▸</w:t>
-            </w:r>
-            <w:r>
-              <w:rPr>
-                <w:color w:val="2E86C1"/>
-                <w:sz w:val="17"/>
-                <w:szCs w:val="17"/>
-              </w:rPr>
-              <w:t xml:space="preserve"> </w:t>
+              <w:t xml:space="preserve">▸ </w:t>
             </w:r>
             <w:r>
               <w:rPr>
@@ -279,15 +249,7 @@
                 <w:sz w:val="17"/>
                 <w:szCs w:val="17"/>
               </w:rPr>
-              <w:t>▸</w:t>
-            </w:r>
-            <w:r>
-              <w:rPr>
-                <w:color w:val="2E86C1"/>
-                <w:sz w:val="17"/>
-                <w:szCs w:val="17"/>
-              </w:rPr>
-              <w:t xml:space="preserve"> </w:t>
+              <w:t xml:space="preserve">▸ </w:t>
             </w:r>
             <w:r>
               <w:rPr>
@@ -374,15 +336,7 @@
                 <w:sz w:val="17"/>
                 <w:szCs w:val="17"/>
               </w:rPr>
-              <w:t>✓</w:t>
-            </w:r>
-            <w:r>
-              <w:rPr>
-                <w:color w:val="2E86C1"/>
-                <w:sz w:val="17"/>
-                <w:szCs w:val="17"/>
-              </w:rPr>
-              <w:t xml:space="preserve">  </w:t>
+              <w:t xml:space="preserve">✓  </w:t>
             </w:r>
             <w:r>
               <w:rPr>
@@ -413,15 +367,7 @@
                 <w:sz w:val="17"/>
                 <w:szCs w:val="17"/>
               </w:rPr>
-              <w:t>✓</w:t>
-            </w:r>
-            <w:r>
-              <w:rPr>
-                <w:color w:val="2E86C1"/>
-                <w:sz w:val="17"/>
-                <w:szCs w:val="17"/>
-              </w:rPr>
-              <w:t xml:space="preserve">  </w:t>
+              <w:t xml:space="preserve">✓  </w:t>
             </w:r>
             <w:r>
               <w:rPr>
@@ -452,15 +398,7 @@
                 <w:sz w:val="17"/>
                 <w:szCs w:val="17"/>
               </w:rPr>
-              <w:t>✓</w:t>
-            </w:r>
-            <w:r>
-              <w:rPr>
-                <w:color w:val="2E86C1"/>
-                <w:sz w:val="17"/>
-                <w:szCs w:val="17"/>
-              </w:rPr>
-              <w:t xml:space="preserve">  </w:t>
+              <w:t xml:space="preserve">✓  </w:t>
             </w:r>
             <w:r>
               <w:rPr>
@@ -491,15 +429,7 @@
                 <w:sz w:val="17"/>
                 <w:szCs w:val="17"/>
               </w:rPr>
-              <w:t>✓</w:t>
-            </w:r>
-            <w:r>
-              <w:rPr>
-                <w:color w:val="2E86C1"/>
-                <w:sz w:val="17"/>
-                <w:szCs w:val="17"/>
-              </w:rPr>
-              <w:t xml:space="preserve">  </w:t>
+              <w:t xml:space="preserve">✓  </w:t>
             </w:r>
             <w:r>
               <w:rPr>
@@ -530,15 +460,7 @@
                 <w:sz w:val="17"/>
                 <w:szCs w:val="17"/>
               </w:rPr>
-              <w:t>✓</w:t>
-            </w:r>
-            <w:r>
-              <w:rPr>
-                <w:color w:val="2E86C1"/>
-                <w:sz w:val="17"/>
-                <w:szCs w:val="17"/>
-              </w:rPr>
-              <w:t xml:space="preserve">  </w:t>
+              <w:t xml:space="preserve">✓  </w:t>
             </w:r>
             <w:r>
               <w:rPr>
@@ -569,15 +491,7 @@
                 <w:sz w:val="17"/>
                 <w:szCs w:val="17"/>
               </w:rPr>
-              <w:t>✓</w:t>
-            </w:r>
-            <w:r>
-              <w:rPr>
-                <w:color w:val="2E86C1"/>
-                <w:sz w:val="17"/>
-                <w:szCs w:val="17"/>
-              </w:rPr>
-              <w:t xml:space="preserve">  </w:t>
+              <w:t xml:space="preserve">✓  </w:t>
             </w:r>
             <w:r>
               <w:rPr>
@@ -608,15 +522,7 @@
                 <w:sz w:val="17"/>
                 <w:szCs w:val="17"/>
               </w:rPr>
-              <w:t>✓</w:t>
-            </w:r>
-            <w:r>
-              <w:rPr>
-                <w:color w:val="2E86C1"/>
-                <w:sz w:val="17"/>
-                <w:szCs w:val="17"/>
-              </w:rPr>
-              <w:t xml:space="preserve">  </w:t>
+              <w:t xml:space="preserve">✓  </w:t>
             </w:r>
             <w:r>
               <w:rPr>
@@ -676,15 +582,7 @@
                 <w:sz w:val="17"/>
                 <w:szCs w:val="17"/>
               </w:rPr>
-              <w:t>▸</w:t>
-            </w:r>
-            <w:r>
-              <w:rPr>
-                <w:color w:val="2E86C1"/>
-                <w:sz w:val="17"/>
-                <w:szCs w:val="17"/>
-              </w:rPr>
-              <w:t xml:space="preserve"> </w:t>
+              <w:t xml:space="preserve">▸ </w:t>
             </w:r>
             <w:r>
               <w:rPr>
@@ -705,15 +603,7 @@
                 <w:sz w:val="17"/>
                 <w:szCs w:val="17"/>
               </w:rPr>
-              <w:t>▸</w:t>
-            </w:r>
-            <w:r>
-              <w:rPr>
-                <w:color w:val="2E86C1"/>
-                <w:sz w:val="17"/>
-                <w:szCs w:val="17"/>
-              </w:rPr>
-              <w:t xml:space="preserve"> </w:t>
+              <w:t xml:space="preserve">▸ </w:t>
             </w:r>
             <w:r>
               <w:rPr>
@@ -734,15 +624,7 @@
                 <w:sz w:val="17"/>
                 <w:szCs w:val="17"/>
               </w:rPr>
-              <w:t>▸</w:t>
-            </w:r>
-            <w:r>
-              <w:rPr>
-                <w:color w:val="2E86C1"/>
-                <w:sz w:val="17"/>
-                <w:szCs w:val="17"/>
-              </w:rPr>
-              <w:t xml:space="preserve"> </w:t>
+              <w:t xml:space="preserve">▸ </w:t>
             </w:r>
             <w:proofErr w:type="spellStart"/>
             <w:r>
@@ -773,15 +655,7 @@
                 <w:sz w:val="17"/>
                 <w:szCs w:val="17"/>
               </w:rPr>
-              <w:t>▸</w:t>
-            </w:r>
-            <w:r>
-              <w:rPr>
-                <w:color w:val="2E86C1"/>
-                <w:sz w:val="17"/>
-                <w:szCs w:val="17"/>
-              </w:rPr>
-              <w:t xml:space="preserve"> </w:t>
+              <w:t xml:space="preserve">▸ </w:t>
             </w:r>
             <w:r>
               <w:rPr>
@@ -802,15 +676,7 @@
                 <w:sz w:val="17"/>
                 <w:szCs w:val="17"/>
               </w:rPr>
-              <w:t>▸</w:t>
-            </w:r>
-            <w:r>
-              <w:rPr>
-                <w:color w:val="2E86C1"/>
-                <w:sz w:val="17"/>
-                <w:szCs w:val="17"/>
-              </w:rPr>
-              <w:t xml:space="preserve"> </w:t>
+              <w:t xml:space="preserve">▸ </w:t>
             </w:r>
             <w:r>
               <w:rPr>
@@ -867,15 +733,7 @@
                 <w:sz w:val="17"/>
                 <w:szCs w:val="17"/>
               </w:rPr>
-              <w:t>▸</w:t>
-            </w:r>
-            <w:r>
-              <w:rPr>
-                <w:color w:val="2E86C1"/>
-                <w:sz w:val="17"/>
-                <w:szCs w:val="17"/>
-              </w:rPr>
-              <w:t xml:space="preserve"> </w:t>
+              <w:t xml:space="preserve">▸ </w:t>
             </w:r>
             <w:r>
               <w:rPr>
@@ -939,15 +797,7 @@
                 <w:sz w:val="17"/>
                 <w:szCs w:val="17"/>
               </w:rPr>
-              <w:t>▸</w:t>
-            </w:r>
-            <w:r>
-              <w:rPr>
-                <w:color w:val="2E86C1"/>
-                <w:sz w:val="17"/>
-                <w:szCs w:val="17"/>
-              </w:rPr>
-              <w:t xml:space="preserve"> </w:t>
+              <w:t xml:space="preserve">▸ </w:t>
             </w:r>
             <w:r>
               <w:rPr>
@@ -968,15 +818,7 @@
                 <w:sz w:val="17"/>
                 <w:szCs w:val="17"/>
               </w:rPr>
-              <w:t>▸</w:t>
-            </w:r>
-            <w:r>
-              <w:rPr>
-                <w:color w:val="2E86C1"/>
-                <w:sz w:val="17"/>
-                <w:szCs w:val="17"/>
-              </w:rPr>
-              <w:t xml:space="preserve"> </w:t>
+              <w:t xml:space="preserve">▸ </w:t>
             </w:r>
             <w:r>
               <w:rPr>
@@ -997,15 +839,7 @@
                 <w:sz w:val="17"/>
                 <w:szCs w:val="17"/>
               </w:rPr>
-              <w:t>▸</w:t>
-            </w:r>
-            <w:r>
-              <w:rPr>
-                <w:color w:val="2E86C1"/>
-                <w:sz w:val="17"/>
-                <w:szCs w:val="17"/>
-              </w:rPr>
-              <w:t xml:space="preserve"> </w:t>
+              <w:t xml:space="preserve">▸ </w:t>
             </w:r>
             <w:r>
               <w:rPr>
@@ -1059,15 +893,7 @@
                 <w:sz w:val="17"/>
                 <w:szCs w:val="17"/>
               </w:rPr>
-              <w:t>▸</w:t>
-            </w:r>
-            <w:r>
-              <w:rPr>
-                <w:color w:val="2E86C1"/>
-                <w:sz w:val="17"/>
-                <w:szCs w:val="17"/>
-              </w:rPr>
-              <w:t xml:space="preserve"> </w:t>
+              <w:t xml:space="preserve">▸ </w:t>
             </w:r>
             <w:r>
               <w:rPr>
@@ -1088,15 +914,7 @@
                 <w:sz w:val="17"/>
                 <w:szCs w:val="17"/>
               </w:rPr>
-              <w:t>▸</w:t>
-            </w:r>
-            <w:r>
-              <w:rPr>
-                <w:color w:val="2E86C1"/>
-                <w:sz w:val="17"/>
-                <w:szCs w:val="17"/>
-              </w:rPr>
-              <w:t xml:space="preserve"> </w:t>
+              <w:t xml:space="preserve">▸ </w:t>
             </w:r>
             <w:r>
               <w:rPr>
@@ -1150,13 +968,22 @@
                 <w:sz w:val="17"/>
                 <w:szCs w:val="17"/>
               </w:rPr>
-              <w:t>▸</w:t>
-            </w:r>
-            <w:r>
-              <w:rPr>
-                <w:color w:val="2E86C1"/>
-                <w:sz w:val="17"/>
-                <w:szCs w:val="17"/>
+              <w:t xml:space="preserve">▸ </w:t>
+            </w:r>
+            <w:r>
+              <w:rPr>
+                <w:color w:val="D5E8F0"/>
+                <w:sz w:val="17"/>
+                <w:szCs w:val="17"/>
+              </w:rPr>
+              <w:t>Ollama (LLM locaux)</w:t>
+            </w:r>
+            <w:r>
+              <w:rPr>
+                <w:rFonts w:ascii="Segoe UI" w:hAnsi="Segoe UI" w:cs="Segoe UI"/>
+                <w:color w:val="E5E7EB"/>
+                <w:sz w:val="21"/>
+                <w:szCs w:val="21"/>
               </w:rPr>
               <w:t xml:space="preserve"> </w:t>
             </w:r>
@@ -1166,7 +993,25 @@
                 <w:sz w:val="17"/>
                 <w:szCs w:val="17"/>
               </w:rPr>
-              <w:t>Ollama (LLM locaux)</w:t>
+              <w:t xml:space="preserve">Claude Anthropic (agents IA), </w:t>
+            </w:r>
+            <w:proofErr w:type="spellStart"/>
+            <w:r>
+              <w:rPr>
+                <w:color w:val="D5E8F0"/>
+                <w:sz w:val="17"/>
+                <w:szCs w:val="17"/>
+              </w:rPr>
+              <w:t>Perplexity</w:t>
+            </w:r>
+            <w:proofErr w:type="spellEnd"/>
+            <w:r>
+              <w:rPr>
+                <w:color w:val="D5E8F0"/>
+                <w:sz w:val="17"/>
+                <w:szCs w:val="17"/>
+              </w:rPr>
+              <w:t xml:space="preserve"> Comet</w:t>
             </w:r>
           </w:p>
           <w:p>
@@ -1179,15 +1024,7 @@
                 <w:sz w:val="17"/>
                 <w:szCs w:val="17"/>
               </w:rPr>
-              <w:t>▸</w:t>
-            </w:r>
-            <w:r>
-              <w:rPr>
-                <w:color w:val="2E86C1"/>
-                <w:sz w:val="17"/>
-                <w:szCs w:val="17"/>
-              </w:rPr>
-              <w:t xml:space="preserve"> </w:t>
+              <w:t xml:space="preserve">▸ </w:t>
             </w:r>
             <w:r>
               <w:rPr>
@@ -1208,15 +1045,7 @@
                 <w:sz w:val="17"/>
                 <w:szCs w:val="17"/>
               </w:rPr>
-              <w:t>▸</w:t>
-            </w:r>
-            <w:r>
-              <w:rPr>
-                <w:color w:val="2E86C1"/>
-                <w:sz w:val="17"/>
-                <w:szCs w:val="17"/>
-              </w:rPr>
-              <w:t xml:space="preserve"> </w:t>
+              <w:t xml:space="preserve">▸ </w:t>
             </w:r>
             <w:r>
               <w:rPr>
@@ -1237,15 +1066,7 @@
                 <w:sz w:val="17"/>
                 <w:szCs w:val="17"/>
               </w:rPr>
-              <w:t>▸</w:t>
-            </w:r>
-            <w:r>
-              <w:rPr>
-                <w:color w:val="2E86C1"/>
-                <w:sz w:val="17"/>
-                <w:szCs w:val="17"/>
-              </w:rPr>
-              <w:t xml:space="preserve"> </w:t>
+              <w:t xml:space="preserve">▸ </w:t>
             </w:r>
             <w:r>
               <w:rPr>
@@ -1281,15 +1102,7 @@
                 <w:sz w:val="17"/>
                 <w:szCs w:val="17"/>
               </w:rPr>
-              <w:t>▸</w:t>
-            </w:r>
-            <w:r>
-              <w:rPr>
-                <w:color w:val="2E86C1"/>
-                <w:sz w:val="17"/>
-                <w:szCs w:val="17"/>
-              </w:rPr>
-              <w:t xml:space="preserve"> </w:t>
+              <w:t xml:space="preserve">▸ </w:t>
             </w:r>
             <w:r>
               <w:rPr>
@@ -1320,15 +1133,7 @@
                 <w:sz w:val="17"/>
                 <w:szCs w:val="17"/>
               </w:rPr>
-              <w:t>▸</w:t>
-            </w:r>
-            <w:r>
-              <w:rPr>
-                <w:color w:val="2E86C1"/>
-                <w:sz w:val="17"/>
-                <w:szCs w:val="17"/>
-              </w:rPr>
-              <w:t xml:space="preserve"> </w:t>
+              <w:t xml:space="preserve">▸ </w:t>
             </w:r>
             <w:r>
               <w:rPr>
@@ -1359,15 +1164,7 @@
                 <w:sz w:val="17"/>
                 <w:szCs w:val="17"/>
               </w:rPr>
-              <w:t>▸</w:t>
-            </w:r>
-            <w:r>
-              <w:rPr>
-                <w:color w:val="2E86C1"/>
-                <w:sz w:val="17"/>
-                <w:szCs w:val="17"/>
-              </w:rPr>
-              <w:t xml:space="preserve"> </w:t>
+              <w:t xml:space="preserve">▸ </w:t>
             </w:r>
             <w:r>
               <w:rPr>
@@ -1388,15 +1185,7 @@
                 <w:sz w:val="17"/>
                 <w:szCs w:val="17"/>
               </w:rPr>
-              <w:t>▸</w:t>
-            </w:r>
-            <w:r>
-              <w:rPr>
-                <w:color w:val="2E86C1"/>
-                <w:sz w:val="17"/>
-                <w:szCs w:val="17"/>
-              </w:rPr>
-              <w:t xml:space="preserve"> </w:t>
+              <w:t xml:space="preserve">▸ </w:t>
             </w:r>
             <w:r>
               <w:rPr>
@@ -1606,13 +1395,7 @@
               <w:rPr>
                 <w:color w:val="2E86C1"/>
               </w:rPr>
-              <w:t>💼</w:t>
-            </w:r>
-            <w:r>
-              <w:rPr>
-                <w:color w:val="2E86C1"/>
-              </w:rPr>
-              <w:t xml:space="preserve">  </w:t>
+              <w:t xml:space="preserve">💼  </w:t>
             </w:r>
             <w:r>
               <w:rPr>
@@ -1663,13 +1446,7 @@
               <w:rPr>
                 <w:color w:val="2E86C1"/>
               </w:rPr>
-              <w:t>️</w:t>
-            </w:r>
-            <w:r>
-              <w:rPr>
-                <w:color w:val="2E86C1"/>
-              </w:rPr>
-              <w:t xml:space="preserve">  </w:t>
+              <w:t xml:space="preserve">️  </w:t>
             </w:r>
             <w:r>
               <w:rPr>
@@ -1694,13 +1471,7 @@
               <w:rPr>
                 <w:color w:val="2E86C1"/>
               </w:rPr>
-              <w:t>🌐</w:t>
-            </w:r>
-            <w:r>
-              <w:rPr>
-                <w:color w:val="2E86C1"/>
-              </w:rPr>
-              <w:t xml:space="preserve">  </w:t>
+              <w:t xml:space="preserve">🌐  </w:t>
             </w:r>
             <w:r>
               <w:rPr>
@@ -1725,13 +1496,7 @@
               <w:rPr>
                 <w:color w:val="2E86C1"/>
               </w:rPr>
-              <w:t>🤖</w:t>
-            </w:r>
-            <w:r>
-              <w:rPr>
-                <w:color w:val="2E86C1"/>
-              </w:rPr>
-              <w:t xml:space="preserve">  </w:t>
+              <w:t xml:space="preserve">🤖  </w:t>
             </w:r>
             <w:r>
               <w:rPr>
@@ -1756,13 +1521,7 @@
               <w:rPr>
                 <w:color w:val="2E86C1"/>
               </w:rPr>
-              <w:t>🌍</w:t>
-            </w:r>
-            <w:r>
-              <w:rPr>
-                <w:color w:val="2E86C1"/>
-              </w:rPr>
-              <w:t xml:space="preserve">  </w:t>
+              <w:t xml:space="preserve">🌍  </w:t>
             </w:r>
             <w:r>
               <w:rPr>
@@ -2229,13 +1988,7 @@
               <w:rPr>
                 <w:color w:val="2E86C1"/>
               </w:rPr>
-              <w:t>▸</w:t>
-            </w:r>
-            <w:r>
-              <w:rPr>
-                <w:color w:val="2E86C1"/>
-              </w:rPr>
-              <w:t xml:space="preserve"> </w:t>
+              <w:t xml:space="preserve">▸ </w:t>
             </w:r>
             <w:r>
               <w:rPr>
@@ -2309,13 +2062,7 @@
               <w:rPr>
                 <w:color w:val="2E86C1"/>
               </w:rPr>
-              <w:t>▸</w:t>
-            </w:r>
-            <w:r>
-              <w:rPr>
-                <w:color w:val="2E86C1"/>
-              </w:rPr>
-              <w:t xml:space="preserve"> </w:t>
+              <w:t xml:space="preserve">▸ </w:t>
             </w:r>
             <w:r>
               <w:rPr>
@@ -2333,25 +2080,13 @@
               <w:rPr>
                 <w:color w:val="2E86C1"/>
               </w:rPr>
-              <w:t>▸</w:t>
-            </w:r>
-            <w:r>
-              <w:rPr>
-                <w:color w:val="2E86C1"/>
-              </w:rPr>
-              <w:t xml:space="preserve"> </w:t>
-            </w:r>
-            <w:r>
-              <w:rPr>
-                <w:color w:val="2C3E50"/>
-              </w:rPr>
-              <w:t xml:space="preserve">Backup automatisé Pi 5 → Synology </w:t>
-            </w:r>
-            <w:r>
-              <w:rPr>
-                <w:color w:val="2C3E50"/>
-              </w:rPr>
-              <w:t xml:space="preserve">via </w:t>
+              <w:t xml:space="preserve">▸ </w:t>
+            </w:r>
+            <w:r>
+              <w:rPr>
+                <w:color w:val="2C3E50"/>
+              </w:rPr>
+              <w:t xml:space="preserve">Backup automatisé Pi 5 → Synology via </w:t>
             </w:r>
             <w:proofErr w:type="spellStart"/>
             <w:r>
@@ -2391,6 +2126,48 @@
               <w:rPr>
                 <w:color w:val="2E86C1"/>
               </w:rPr>
+              <w:t xml:space="preserve">▸ </w:t>
+            </w:r>
+            <w:r>
+              <w:rPr>
+                <w:color w:val="2C3E50"/>
+              </w:rPr>
+              <w:t>Domotique avancée : Home Assistant avec capteurs ZHA/</w:t>
+            </w:r>
+            <w:proofErr w:type="spellStart"/>
+            <w:r>
+              <w:rPr>
+                <w:color w:val="2C3E50"/>
+              </w:rPr>
+              <w:t>Zigbee</w:t>
+            </w:r>
+            <w:proofErr w:type="spellEnd"/>
+            <w:r>
+              <w:rPr>
+                <w:color w:val="2C3E50"/>
+              </w:rPr>
+              <w:t>, automatisations de présence</w:t>
+            </w:r>
+          </w:p>
+          <w:p>
+            <w:pPr>
+              <w:spacing w:before="14" w:after="14"/>
+              <w:rPr>
+                <w:color w:val="2C3E50"/>
+              </w:rPr>
+            </w:pPr>
+            <w:r>
+              <w:rPr>
+                <w:rFonts w:ascii="Cambria Math" w:hAnsi="Cambria Math" w:cs="Cambria Math"/>
+                <w:color w:val="2E86C1"/>
+              </w:rPr>
+              <w:t xml:space="preserve">     </w:t>
+            </w:r>
+            <w:r>
+              <w:rPr>
+                <w:rFonts w:ascii="Cambria Math" w:hAnsi="Cambria Math" w:cs="Cambria Math"/>
+                <w:color w:val="2E86C1"/>
+              </w:rPr>
               <w:t>▸</w:t>
             </w:r>
             <w:r>
@@ -2403,21 +2180,33 @@
               <w:rPr>
                 <w:color w:val="2C3E50"/>
               </w:rPr>
-              <w:t>Domotique avancée : Home Assistant avec capteurs ZHA/</w:t>
+              <w:t xml:space="preserve">IA locale : Ollama (Mistral, LLaMA), Claude Anthropic (agents IA), </w:t>
             </w:r>
             <w:proofErr w:type="spellStart"/>
             <w:r>
               <w:rPr>
                 <w:color w:val="2C3E50"/>
               </w:rPr>
-              <w:t>Zigbee</w:t>
+              <w:t>Perplexity</w:t>
             </w:r>
             <w:proofErr w:type="spellEnd"/>
             <w:r>
               <w:rPr>
                 <w:color w:val="2C3E50"/>
               </w:rPr>
-              <w:t>, automatisations de présence</w:t>
+              <w:t xml:space="preserve"> Comet, </w:t>
+            </w:r>
+            <w:r>
+              <w:rPr>
+                <w:color w:val="2C3E50"/>
+              </w:rPr>
+              <w:t xml:space="preserve">   a</w:t>
+            </w:r>
+            <w:r>
+              <w:rPr>
+                <w:color w:val="2C3E50"/>
+              </w:rPr>
+              <w:t>ssistant conversationnel intégré à Home Assistant.</w:t>
             </w:r>
           </w:p>
           <w:p>
@@ -2429,19 +2218,41 @@
               <w:rPr>
                 <w:color w:val="2E86C1"/>
               </w:rPr>
-              <w:t>▸</w:t>
-            </w:r>
-            <w:r>
-              <w:rPr>
-                <w:color w:val="2E86C1"/>
-              </w:rPr>
-              <w:t xml:space="preserve"> </w:t>
-            </w:r>
-            <w:r>
-              <w:rPr>
-                <w:color w:val="2C3E50"/>
-              </w:rPr>
-              <w:t>IA locale : Ollama (Mistral, LLaMA), assistant conversationnel intégré à Home Assistant</w:t>
+              <w:t xml:space="preserve">▸ </w:t>
+            </w:r>
+            <w:r>
+              <w:rPr>
+                <w:color w:val="2C3E50"/>
+              </w:rPr>
+              <w:t xml:space="preserve">Développement : (Flask/Python, Ollama, </w:t>
+            </w:r>
+            <w:proofErr w:type="spellStart"/>
+            <w:r>
+              <w:rPr>
+                <w:color w:val="2C3E50"/>
+              </w:rPr>
+              <w:t>scraping</w:t>
+            </w:r>
+            <w:proofErr w:type="spellEnd"/>
+            <w:r>
+              <w:rPr>
+                <w:color w:val="2C3E50"/>
+              </w:rPr>
+              <w:t xml:space="preserve"> API, </w:t>
+            </w:r>
+            <w:proofErr w:type="spellStart"/>
+            <w:r>
+              <w:rPr>
+                <w:color w:val="2C3E50"/>
+              </w:rPr>
+              <w:t>Selenium</w:t>
+            </w:r>
+            <w:proofErr w:type="spellEnd"/>
+            <w:r>
+              <w:rPr>
+                <w:color w:val="2C3E50"/>
+              </w:rPr>
+              <w:t>)</w:t>
             </w:r>
           </w:p>
           <w:p>
@@ -2453,53 +2264,41 @@
               <w:rPr>
                 <w:color w:val="2E86C1"/>
               </w:rPr>
-              <w:t>▸</w:t>
-            </w:r>
-            <w:r>
-              <w:rPr>
-                <w:color w:val="2E86C1"/>
-              </w:rPr>
-              <w:t xml:space="preserve"> </w:t>
-            </w:r>
-            <w:r>
-              <w:rPr>
-                <w:color w:val="2C3E50"/>
-              </w:rPr>
-              <w:t>Développement :</w:t>
-            </w:r>
-            <w:r>
-              <w:rPr>
-                <w:color w:val="2C3E50"/>
-              </w:rPr>
-              <w:t xml:space="preserve"> (Flask/Python, Ollama, </w:t>
+              <w:t xml:space="preserve">▸ </w:t>
+            </w:r>
+            <w:r>
+              <w:rPr>
+                <w:color w:val="2C3E50"/>
+              </w:rPr>
+              <w:t xml:space="preserve">Workflows n8n : bot </w:t>
             </w:r>
             <w:proofErr w:type="spellStart"/>
             <w:r>
               <w:rPr>
                 <w:color w:val="2C3E50"/>
               </w:rPr>
-              <w:t>scraping</w:t>
+              <w:t>Telegram</w:t>
             </w:r>
             <w:proofErr w:type="spellEnd"/>
             <w:r>
               <w:rPr>
                 <w:color w:val="2C3E50"/>
               </w:rPr>
-              <w:t xml:space="preserve"> API, </w:t>
+              <w:t xml:space="preserve"> IA, intégration </w:t>
             </w:r>
             <w:proofErr w:type="spellStart"/>
             <w:r>
               <w:rPr>
                 <w:color w:val="2C3E50"/>
               </w:rPr>
-              <w:t>Selenium</w:t>
+              <w:t>Perplexity</w:t>
             </w:r>
             <w:proofErr w:type="spellEnd"/>
             <w:r>
               <w:rPr>
                 <w:color w:val="2C3E50"/>
               </w:rPr>
-              <w:t>)</w:t>
+              <w:t xml:space="preserve"> API, monitoring automatisé</w:t>
             </w:r>
           </w:p>
           <w:p>
@@ -2511,65 +2310,7 @@
               <w:rPr>
                 <w:color w:val="2E86C1"/>
               </w:rPr>
-              <w:t>▸</w:t>
-            </w:r>
-            <w:r>
-              <w:rPr>
-                <w:color w:val="2E86C1"/>
-              </w:rPr>
-              <w:t xml:space="preserve"> </w:t>
-            </w:r>
-            <w:r>
-              <w:rPr>
-                <w:color w:val="2C3E50"/>
-              </w:rPr>
-              <w:t xml:space="preserve">Workflows n8n : bot </w:t>
-            </w:r>
-            <w:proofErr w:type="spellStart"/>
-            <w:r>
-              <w:rPr>
-                <w:color w:val="2C3E50"/>
-              </w:rPr>
-              <w:t>Telegram</w:t>
-            </w:r>
-            <w:proofErr w:type="spellEnd"/>
-            <w:r>
-              <w:rPr>
-                <w:color w:val="2C3E50"/>
-              </w:rPr>
-              <w:t xml:space="preserve"> IA, intégration </w:t>
-            </w:r>
-            <w:proofErr w:type="spellStart"/>
-            <w:r>
-              <w:rPr>
-                <w:color w:val="2C3E50"/>
-              </w:rPr>
-              <w:t>Perplexity</w:t>
-            </w:r>
-            <w:proofErr w:type="spellEnd"/>
-            <w:r>
-              <w:rPr>
-                <w:color w:val="2C3E50"/>
-              </w:rPr>
-              <w:t xml:space="preserve"> API, monitoring automatisé</w:t>
-            </w:r>
-          </w:p>
-          <w:p>
-            <w:pPr>
-              <w:spacing w:before="14" w:after="14"/>
-              <w:ind w:left="200"/>
-            </w:pPr>
-            <w:r>
-              <w:rPr>
-                <w:color w:val="2E86C1"/>
-              </w:rPr>
-              <w:t>▸</w:t>
-            </w:r>
-            <w:r>
-              <w:rPr>
-                <w:color w:val="2E86C1"/>
-              </w:rPr>
-              <w:t xml:space="preserve"> </w:t>
+              <w:t xml:space="preserve">▸ </w:t>
             </w:r>
             <w:r>
               <w:rPr>
@@ -2969,6 +2710,155 @@
       </w:pPr>
     </w:lvl>
   </w:abstractNum>
+  <w:abstractNum w:abstractNumId="2" w15:restartNumberingAfterBreak="0">
+    <w:nsid w:val="7A061B3C"/>
+    <w:multiLevelType w:val="multilevel"/>
+    <w:tmpl w:val="1728DB1C"/>
+    <w:lvl w:ilvl="0">
+      <w:start w:val="1"/>
+      <w:numFmt w:val="bullet"/>
+      <w:lvlText w:val=""/>
+      <w:lvlJc w:val="left"/>
+      <w:pPr>
+        <w:tabs>
+          <w:tab w:val="num" w:pos="720"/>
+        </w:tabs>
+        <w:ind w:left="720" w:hanging="360"/>
+      </w:pPr>
+      <w:rPr>
+        <w:rFonts w:ascii="Symbol" w:hAnsi="Symbol" w:hint="default"/>
+        <w:sz w:val="20"/>
+      </w:rPr>
+    </w:lvl>
+    <w:lvl w:ilvl="1" w:tentative="1">
+      <w:start w:val="1"/>
+      <w:numFmt w:val="bullet"/>
+      <w:lvlText w:val="o"/>
+      <w:lvlJc w:val="left"/>
+      <w:pPr>
+        <w:tabs>
+          <w:tab w:val="num" w:pos="1440"/>
+        </w:tabs>
+        <w:ind w:left="1440" w:hanging="360"/>
+      </w:pPr>
+      <w:rPr>
+        <w:rFonts w:ascii="Courier New" w:hAnsi="Courier New" w:hint="default"/>
+        <w:sz w:val="20"/>
+      </w:rPr>
+    </w:lvl>
+    <w:lvl w:ilvl="2" w:tentative="1">
+      <w:start w:val="1"/>
+      <w:numFmt w:val="bullet"/>
+      <w:lvlText w:val=""/>
+      <w:lvlJc w:val="left"/>
+      <w:pPr>
+        <w:tabs>
+          <w:tab w:val="num" w:pos="2160"/>
+        </w:tabs>
+        <w:ind w:left="2160" w:hanging="360"/>
+      </w:pPr>
+      <w:rPr>
+        <w:rFonts w:ascii="Wingdings" w:hAnsi="Wingdings" w:hint="default"/>
+        <w:sz w:val="20"/>
+      </w:rPr>
+    </w:lvl>
+    <w:lvl w:ilvl="3" w:tentative="1">
+      <w:start w:val="1"/>
+      <w:numFmt w:val="bullet"/>
+      <w:lvlText w:val=""/>
+      <w:lvlJc w:val="left"/>
+      <w:pPr>
+        <w:tabs>
+          <w:tab w:val="num" w:pos="2880"/>
+        </w:tabs>
+        <w:ind w:left="2880" w:hanging="360"/>
+      </w:pPr>
+      <w:rPr>
+        <w:rFonts w:ascii="Wingdings" w:hAnsi="Wingdings" w:hint="default"/>
+        <w:sz w:val="20"/>
+      </w:rPr>
+    </w:lvl>
+    <w:lvl w:ilvl="4" w:tentative="1">
+      <w:start w:val="1"/>
+      <w:numFmt w:val="bullet"/>
+      <w:lvlText w:val=""/>
+      <w:lvlJc w:val="left"/>
+      <w:pPr>
+        <w:tabs>
+          <w:tab w:val="num" w:pos="3600"/>
+        </w:tabs>
+        <w:ind w:left="3600" w:hanging="360"/>
+      </w:pPr>
+      <w:rPr>
+        <w:rFonts w:ascii="Wingdings" w:hAnsi="Wingdings" w:hint="default"/>
+        <w:sz w:val="20"/>
+      </w:rPr>
+    </w:lvl>
+    <w:lvl w:ilvl="5" w:tentative="1">
+      <w:start w:val="1"/>
+      <w:numFmt w:val="bullet"/>
+      <w:lvlText w:val=""/>
+      <w:lvlJc w:val="left"/>
+      <w:pPr>
+        <w:tabs>
+          <w:tab w:val="num" w:pos="4320"/>
+        </w:tabs>
+        <w:ind w:left="4320" w:hanging="360"/>
+      </w:pPr>
+      <w:rPr>
+        <w:rFonts w:ascii="Wingdings" w:hAnsi="Wingdings" w:hint="default"/>
+        <w:sz w:val="20"/>
+      </w:rPr>
+    </w:lvl>
+    <w:lvl w:ilvl="6" w:tentative="1">
+      <w:start w:val="1"/>
+      <w:numFmt w:val="bullet"/>
+      <w:lvlText w:val=""/>
+      <w:lvlJc w:val="left"/>
+      <w:pPr>
+        <w:tabs>
+          <w:tab w:val="num" w:pos="5040"/>
+        </w:tabs>
+        <w:ind w:left="5040" w:hanging="360"/>
+      </w:pPr>
+      <w:rPr>
+        <w:rFonts w:ascii="Wingdings" w:hAnsi="Wingdings" w:hint="default"/>
+        <w:sz w:val="20"/>
+      </w:rPr>
+    </w:lvl>
+    <w:lvl w:ilvl="7" w:tentative="1">
+      <w:start w:val="1"/>
+      <w:numFmt w:val="bullet"/>
+      <w:lvlText w:val=""/>
+      <w:lvlJc w:val="left"/>
+      <w:pPr>
+        <w:tabs>
+          <w:tab w:val="num" w:pos="5760"/>
+        </w:tabs>
+        <w:ind w:left="5760" w:hanging="360"/>
+      </w:pPr>
+      <w:rPr>
+        <w:rFonts w:ascii="Wingdings" w:hAnsi="Wingdings" w:hint="default"/>
+        <w:sz w:val="20"/>
+      </w:rPr>
+    </w:lvl>
+    <w:lvl w:ilvl="8" w:tentative="1">
+      <w:start w:val="1"/>
+      <w:numFmt w:val="bullet"/>
+      <w:lvlText w:val=""/>
+      <w:lvlJc w:val="left"/>
+      <w:pPr>
+        <w:tabs>
+          <w:tab w:val="num" w:pos="6480"/>
+        </w:tabs>
+        <w:ind w:left="6480" w:hanging="360"/>
+      </w:pPr>
+      <w:rPr>
+        <w:rFonts w:ascii="Wingdings" w:hAnsi="Wingdings" w:hint="default"/>
+        <w:sz w:val="20"/>
+      </w:rPr>
+    </w:lvl>
+  </w:abstractNum>
   <w:num w:numId="1" w16cid:durableId="1027676924">
     <w:abstractNumId w:val="1"/>
     <w:lvlOverride w:ilvl="0">
@@ -2977,6 +2867,9 @@
   </w:num>
   <w:num w:numId="2" w16cid:durableId="71782561">
     <w:abstractNumId w:val="0"/>
+  </w:num>
+  <w:num w:numId="3" w16cid:durableId="561210605">
+    <w:abstractNumId w:val="2"/>
   </w:num>
 </w:numbering>
 </file>
